--- a/companies/calderwood-partners/Engagements/Brown and Sons/Meeting Minutes 2017-12-20 - Brown and Sons.docx
+++ b/companies/calderwood-partners/Engagements/Brown and Sons/Meeting Minutes 2017-12-20 - Brown and Sons.docx
@@ -3,8 +3,16 @@
 <w:document xmlns:wpc="http://schemas.microsoft.com/office/word/2010/wordprocessingCanvas" xmlns:mo="http://schemas.microsoft.com/office/mac/office/2008/main" xmlns:mc="http://schemas.openxmlformats.org/markup-compatibility/2006" xmlns:mv="urn:schemas-microsoft-com:mac:vml" xmlns:o="urn:schemas-microsoft-com:office:office" xmlns:r="http://schemas.openxmlformats.org/officeDocument/2006/relationships" xmlns:m="http://schemas.openxmlformats.org/officeDocument/2006/math" xmlns:v="urn:schemas-microsoft-com:vml" xmlns:wp14="http://schemas.microsoft.com/office/word/2010/wordprocessingDrawing" xmlns:wp="http://schemas.openxmlformats.org/drawingml/2006/wordprocessingDrawing" xmlns:w10="urn:schemas-microsoft-com:office:word" xmlns:w="http://schemas.openxmlformats.org/wordprocessingml/2006/main" xmlns:w14="http://schemas.microsoft.com/office/word/2010/wordml" xmlns:wpg="http://schemas.microsoft.com/office/word/2010/wordprocessingGroup" xmlns:wpi="http://schemas.microsoft.com/office/word/2010/wordprocessingInk" xmlns:wne="http://schemas.microsoft.com/office/word/2006/wordml" xmlns:wps="http://schemas.microsoft.com/office/word/2010/wordprocessingShape" mc:Ignorable="w14 wp14">
   <w:body>
     <w:p>
+      <w:pPr>
+        <w:pStyle w:val="Heading1"/>
+      </w:pPr>
       <w:r>
-        <w:t>Notes from the working session on the footprint rationalization for Brown and Sons, at the client's offices. Recorded by Brenda Clayton.</w:t>
+        <w:t>Working Session -- Footprint Rationalization for Brown and Sons</w:t>
+      </w:r>
+    </w:p>
+    <w:p>
+      <w:r>
+        <w:t>The session closed on the recommendation: consolidate the two weakest sites into the regional hub, and hold the third under review for a year rather than move it now. The service measure held up under the client's questions. What remains is the transition plan and the final report. These minutes record who attended, what was decided, and who carries each remaining task.</w:t>
       </w:r>
     </w:p>
     <w:p>
@@ -12,7 +20,7 @@
         <w:pStyle w:val="Heading2"/>
       </w:pPr>
       <w:r>
-        <w:t>In attendance</w:t>
+        <w:t>Present</w:t>
       </w:r>
     </w:p>
     <w:p>
@@ -52,37 +60,17 @@
         <w:pStyle w:val="Heading2"/>
       </w:pPr>
       <w:r>
-        <w:t>Discussion</w:t>
+        <w:t>The recommendation</w:t>
       </w:r>
     </w:p>
     <w:p>
       <w:r>
-        <w:t>This session was about choosing among the consolidation options, not building them. The three scenarios have held up through testing, and the purpose today was to put them in front of Sandra Frazier and walk the trade-offs before we commit to a recommendation.</w:t>
+        <w:t>Deborah Gordon presented the final comparison. Consolidating the two high-cost, low-use sites into the regional hub releases the most cost while leaving service coverage intact on the measure we agreed. Relocating the third site saves less and puts a served region at risk, so we do not recommend it now. Holding it under review for a year keeps the option open without paying to exercise it.</w:t>
       </w:r>
     </w:p>
     <w:p>
       <w:r>
-        <w:t>Deborah Gordon presented the three. The first leaves the network as it is and takes cost out inside each site; it is the safest and saves the least. The second consolidates the two high-capacity sites into one and keeps the outlying location; it saves materially and concentrates risk in a single building. The third closes the outlying site and moves its volume to a better-placed location, which carries the largest saving and the most disruption. Each scenario is stated with its cost to execute, its annual saving, and its effect on service.</w:t>
-      </w:r>
-    </w:p>
-    <w:p>
-      <w:r>
-        <w:t>I walked through how each scenario performs once we normalize for the one weak quarter in last year's volume. The ranking does not change when that quarter is set aside, which gives us some confidence that the recommendation will not rest on an unusual period. The second and third scenarios separate clearly from the first on saving; they separate from each other mainly on how much operational risk the company is willing to carry at one site. On cost to execute, the third is the heavier of the two by a clear margin, most of it one-time, and its payback runs longer than the second's even though the annual saving is larger.</w:t>
-      </w:r>
-    </w:p>
-    <w:p>
-      <w:r>
-        <w:t>Cynthia Hart confirmed that every figure behind the three scenarios traces to a workpaper, and that the freight and utilization numbers are now complete for all six sites, including the lanes that were outstanding at the last session. There are no open data items on our side.</w:t>
-      </w:r>
-    </w:p>
-    <w:p>
-      <w:r>
-        <w:t>Sandra Frazier's read is that the board will not accept the disruption of the third scenario without a clearer picture of the service risk during the move, and she asked us to develop that before we recommend. She was comfortable ruling out the first scenario as too modest for the effort. We agreed to bring a single recommendation to the final session, built around the second scenario, with the third kept as a costed alternative.</w:t>
-      </w:r>
-    </w:p>
-    <w:p>
-      <w:r>
-        <w:t>Before we closed, Cynthia Hart raised the reporting question for the final deliverable: whether the board wants the full three-scenario comparison or only the recommendation with the alternative behind it. Sandra Frazier preferred the shorter form for the board and the full comparison as an appendix, so that the reasoning is on hand without crowding the decision. We will build the final pack to that shape.</w:t>
+        <w:t>The three networks were shown side by side, cost and service together. The recommended one is not the deepest cut; it is the one where the saving does not come at the expense of a region the business still serves. Deborah Gordon was clear that the fuller consolidation looks better on cost alone, and worse the moment service is put next to it.</w:t>
       </w:r>
     </w:p>
     <w:p>
@@ -90,39 +78,229 @@
         <w:pStyle w:val="Heading2"/>
       </w:pPr>
       <w:r>
-        <w:t>Actions</w:t>
+        <w:t>Where the client pushed</w:t>
+      </w:r>
+    </w:p>
+    <w:p>
+      <w:r>
+        <w:t>Sandra Frazier tested the service case hard, as she has throughout. She wanted to know whether the hub can absorb the consolidated volume without a fall in service. The utilization figures say it can, with room to spare, and Brenda Clayton walked the numbers behind that.</w:t>
+      </w:r>
+    </w:p>
+    <w:p>
+      <w:r>
+        <w:t>Cynthia Hart added that the demand read for the third site is still soft, which is the reason it stays under review rather than moving. Sandra Frazier accepted that, on the condition that the review has a date and an owner rather than being left open indefinitely. We agreed to fix both in the transition plan.</w:t>
       </w:r>
     </w:p>
     <w:p>
       <w:pPr>
-        <w:pStyle w:val="ListBullet"/>
+        <w:pStyle w:val="Heading2"/>
       </w:pPr>
       <w:r>
-        <w:t>Deborah Gordon: draft the transition and service-risk plan for the consolidation move, covering the weeks when volume shifts. Before the final session.</w:t>
+        <w:t>Transition</w:t>
+      </w:r>
+    </w:p>
+    <w:p>
+      <w:r>
+        <w:t>We agreed the transition matters as much as the recommendation itself. Brown and Sons will carry out any consolidation with its own people, so the plan has to be one the client's team can run. Deborah Gordon will set out the sequence and the timing. Brenda Clayton will attach the cost and service effect to each step, so the client can see what each move buys and what it risks before committing to it.</w:t>
+      </w:r>
+    </w:p>
+    <w:p>
+      <w:r>
+        <w:t>The order of steps was discussed but not fixed. The sense in the room was to move the smaller of the two sites first, learn from it, and carry what is learned into the larger move rather than run both at once. Sandra Frazier preferred that to a single switch, on the ground that a staged move is easier to stop or slow if service shows any strain.</w:t>
       </w:r>
     </w:p>
     <w:p>
       <w:pPr>
-        <w:pStyle w:val="ListBullet"/>
+        <w:pStyle w:val="Heading2"/>
       </w:pPr>
       <w:r>
-        <w:t>Brenda Clayton: firm up the recommendation around the second scenario and cost the third as a documented alternative. Before the final session.</w:t>
+        <w:t>Action items</w:t>
       </w:r>
     </w:p>
+    <w:tbl>
+      <w:tblPr>
+        <w:tblStyle w:val="TableGrid"/>
+        <w:tblW w:type="auto" w:w="0"/>
+        <w:tblLook w:firstColumn="1" w:firstRow="1" w:lastColumn="0" w:lastRow="0" w:noHBand="0" w:noVBand="1" w:val="04A0"/>
+      </w:tblPr>
+      <w:tblGrid>
+        <w:gridCol w:w="2880"/>
+        <w:gridCol w:w="2880"/>
+        <w:gridCol w:w="2880"/>
+      </w:tblGrid>
+      <w:tr>
+        <w:tc>
+          <w:tcPr>
+            <w:tcW w:type="dxa" w:w="2880"/>
+          </w:tcPr>
+          <w:p>
+            <w:r>
+              <w:rPr>
+                <w:b/>
+              </w:rPr>
+              <w:t>Owner</w:t>
+            </w:r>
+          </w:p>
+        </w:tc>
+        <w:tc>
+          <w:tcPr>
+            <w:tcW w:type="dxa" w:w="2880"/>
+          </w:tcPr>
+          <w:p>
+            <w:r>
+              <w:rPr>
+                <w:b/>
+              </w:rPr>
+              <w:t>Action</w:t>
+            </w:r>
+          </w:p>
+        </w:tc>
+        <w:tc>
+          <w:tcPr>
+            <w:tcW w:type="dxa" w:w="2880"/>
+          </w:tcPr>
+          <w:p>
+            <w:r>
+              <w:rPr>
+                <w:b/>
+              </w:rPr>
+              <w:t>By when</w:t>
+            </w:r>
+          </w:p>
+        </w:tc>
+      </w:tr>
+      <w:tr>
+        <w:tc>
+          <w:tcPr>
+            <w:tcW w:type="dxa" w:w="2880"/>
+          </w:tcPr>
+          <w:p>
+            <w:r>
+              <w:t>Deborah Gordon</w:t>
+            </w:r>
+          </w:p>
+        </w:tc>
+        <w:tc>
+          <w:tcPr>
+            <w:tcW w:type="dxa" w:w="2880"/>
+          </w:tcPr>
+          <w:p>
+            <w:r>
+              <w:t>Draft the transition sequence for the hub consolidation, with timing for each step</w:t>
+            </w:r>
+          </w:p>
+        </w:tc>
+        <w:tc>
+          <w:tcPr>
+            <w:tcW w:type="dxa" w:w="2880"/>
+          </w:tcPr>
+          <w:p>
+            <w:r>
+              <w:t>Two weeks</w:t>
+            </w:r>
+          </w:p>
+        </w:tc>
+      </w:tr>
+      <w:tr>
+        <w:tc>
+          <w:tcPr>
+            <w:tcW w:type="dxa" w:w="2880"/>
+          </w:tcPr>
+          <w:p>
+            <w:r>
+              <w:t>Brenda Clayton</w:t>
+            </w:r>
+          </w:p>
+        </w:tc>
+        <w:tc>
+          <w:tcPr>
+            <w:tcW w:type="dxa" w:w="2880"/>
+          </w:tcPr>
+          <w:p>
+            <w:r>
+              <w:t>Attach the cost and service effect to each step of the transition and finalize the exhibits</w:t>
+            </w:r>
+          </w:p>
+        </w:tc>
+        <w:tc>
+          <w:tcPr>
+            <w:tcW w:type="dxa" w:w="2880"/>
+          </w:tcPr>
+          <w:p>
+            <w:r>
+              <w:t>Two weeks</w:t>
+            </w:r>
+          </w:p>
+        </w:tc>
+      </w:tr>
+      <w:tr>
+        <w:tc>
+          <w:tcPr>
+            <w:tcW w:type="dxa" w:w="2880"/>
+          </w:tcPr>
+          <w:p>
+            <w:r>
+              <w:t>Cynthia Hart</w:t>
+            </w:r>
+          </w:p>
+        </w:tc>
+        <w:tc>
+          <w:tcPr>
+            <w:tcW w:type="dxa" w:w="2880"/>
+          </w:tcPr>
+          <w:p>
+            <w:r>
+              <w:t>Write the demand note that supports holding the third site under review for a year</w:t>
+            </w:r>
+          </w:p>
+        </w:tc>
+        <w:tc>
+          <w:tcPr>
+            <w:tcW w:type="dxa" w:w="2880"/>
+          </w:tcPr>
+          <w:p>
+            <w:r>
+              <w:t>Two weeks</w:t>
+            </w:r>
+          </w:p>
+        </w:tc>
+      </w:tr>
+      <w:tr>
+        <w:tc>
+          <w:tcPr>
+            <w:tcW w:type="dxa" w:w="2880"/>
+          </w:tcPr>
+          <w:p>
+            <w:r>
+              <w:t>Sandra Frazier</w:t>
+            </w:r>
+          </w:p>
+        </w:tc>
+        <w:tc>
+          <w:tcPr>
+            <w:tcW w:type="dxa" w:w="2880"/>
+          </w:tcPr>
+          <w:p>
+            <w:r>
+              <w:t>Confirm the internal owners on the client side who will run the consolidation</w:t>
+            </w:r>
+          </w:p>
+        </w:tc>
+        <w:tc>
+          <w:tcPr>
+            <w:tcW w:type="dxa" w:w="2880"/>
+          </w:tcPr>
+          <w:p>
+            <w:r>
+              <w:t>Within two weeks</w:t>
+            </w:r>
+          </w:p>
+        </w:tc>
+      </w:tr>
+    </w:tbl>
     <w:p>
-      <w:pPr>
-        <w:pStyle w:val="ListBullet"/>
-      </w:pPr>
       <w:r>
-        <w:t>Cynthia Hart: assemble the final exhibit pack and confirm every figure ties to a workpaper. Before the final session.</w:t>
-      </w:r>
-    </w:p>
-    <w:p>
-      <w:pPr>
-        <w:pStyle w:val="ListBullet"/>
-      </w:pPr>
-      <w:r>
-        <w:t>Sandra Frazier: confirm the board's appetite for single-site risk so the recommendation can be pitched at the right level. Within two weeks.</w:t>
+        <w:t>The next step is the transition plan. With the recommendation settled, the remaining work is to make it something the client can act on, and to set that down in the final report.</w:t>
       </w:r>
     </w:p>
     <w:sectPr>
